--- a/manuscript/cover_letter_presubmission_v2.docx
+++ b/manuscript/cover_letter_presubmission_v2.docx
@@ -285,7 +285,6 @@
       <w:pgMar w:top="1080" w:right="1224" w:bottom="1080" w:left="1224" w:header="720" w:footer="720" w:gutter="0"/>
       <w:cols w:space="720"/>
       <w:docGrid w:linePitch="360"/>
-      <w:lnNumType w:countBy="5" w:restart="continuous"/>
     </w:sectPr>
   </w:body>
 </w:document>

--- a/manuscript/cover_letter_presubmission_v2.docx
+++ b/manuscript/cover_letter_presubmission_v2.docx
@@ -290,7 +290,19 @@
           <w:rFonts w:ascii="Arial" w:hAnsi="Arial"/>
           <w:sz w:val="21"/>
         </w:rPr>
-        <w:t>Yiming Zuo</w:t>
+        <w:t xml:space="preserve">Yiming Zuo  </w:t>
+      </w:r>
+    </w:p>
+    <w:p>
+      <w:pPr>
+        <w:spacing w:after="100" w:line="259" w:lineRule="auto"/>
+      </w:pPr>
+      <w:r>
+        <w:rPr>
+          <w:rFonts w:ascii="Arial" w:hAnsi="Arial"/>
+          <w:sz w:val="21"/>
+        </w:rPr>
+        <w:t>Electronically signed by the corresponding author</w:t>
       </w:r>
     </w:p>
     <w:sectPr>
